--- a/word_masters/modern_gutter.docx
+++ b/word_masters/modern_gutter.docx
@@ -673,6 +673,10 @@
         <w:tc>
           <w:tcPr>
             <w:tcW w:type="pct" w:w="1000"/>
+            <w:tcBorders>
+              <w:left w:val="single" w:sz="4" w:space="0" w:color="{{ 'BA0001' if sk.dots &gt; 0 else 'BA0002' }}"/>
+              <w:right w:val="single" w:sz="4" w:space="0" w:color="{{ 'BA0001' if sk.dots &gt; 0 else 'BA0002' }}"/>
+            </w:tcBorders>
             <w:shd w:val="clear" w:color="auto" w:fill="{{ 'BA0001' if sk.dots &gt; 0 else 'BA0002' }}"/>
           </w:tcPr>
           <w:p>
@@ -688,6 +692,10 @@
         <w:tc>
           <w:tcPr>
             <w:tcW w:type="pct" w:w="1000"/>
+            <w:tcBorders>
+              <w:left w:val="single" w:sz="4" w:space="0" w:color="{{ 'BA0001' if sk.dots &gt; 1 else 'BA0002' }}"/>
+              <w:right w:val="single" w:sz="4" w:space="0" w:color="{{ 'BA0001' if sk.dots &gt; 1 else 'BA0002' }}"/>
+            </w:tcBorders>
             <w:shd w:val="clear" w:color="auto" w:fill="{{ 'BA0001' if sk.dots &gt; 1 else 'BA0002' }}"/>
           </w:tcPr>
           <w:p>
@@ -703,6 +711,10 @@
         <w:tc>
           <w:tcPr>
             <w:tcW w:type="pct" w:w="1000"/>
+            <w:tcBorders>
+              <w:left w:val="single" w:sz="4" w:space="0" w:color="{{ 'BA0001' if sk.dots &gt; 2 else 'BA0002' }}"/>
+              <w:right w:val="single" w:sz="4" w:space="0" w:color="{{ 'BA0001' if sk.dots &gt; 2 else 'BA0002' }}"/>
+            </w:tcBorders>
             <w:shd w:val="clear" w:color="auto" w:fill="{{ 'BA0001' if sk.dots &gt; 2 else 'BA0002' }}"/>
           </w:tcPr>
           <w:p>
@@ -718,6 +730,10 @@
         <w:tc>
           <w:tcPr>
             <w:tcW w:type="pct" w:w="1000"/>
+            <w:tcBorders>
+              <w:left w:val="single" w:sz="4" w:space="0" w:color="{{ 'BA0001' if sk.dots &gt; 3 else 'BA0002' }}"/>
+              <w:right w:val="single" w:sz="4" w:space="0" w:color="{{ 'BA0001' if sk.dots &gt; 3 else 'BA0002' }}"/>
+            </w:tcBorders>
             <w:shd w:val="clear" w:color="auto" w:fill="{{ 'BA0001' if sk.dots &gt; 3 else 'BA0002' }}"/>
           </w:tcPr>
           <w:p>
@@ -733,6 +749,10 @@
         <w:tc>
           <w:tcPr>
             <w:tcW w:type="pct" w:w="1000"/>
+            <w:tcBorders>
+              <w:left w:val="single" w:sz="4" w:space="0" w:color="{{ 'BA0001' if sk.dots &gt; 4 else 'BA0002' }}"/>
+              <w:right w:val="single" w:sz="4" w:space="0" w:color="{{ 'BA0001' if sk.dots &gt; 4 else 'BA0002' }}"/>
+            </w:tcBorders>
             <w:shd w:val="clear" w:color="auto" w:fill="{{ 'BA0001' if sk.dots &gt; 4 else 'BA0002' }}"/>
           </w:tcPr>
           <w:p>
@@ -1673,6 +1693,10 @@
               <w:tc>
                 <w:tcPr>
                   <w:tcW w:type="pct" w:w="1000"/>
+                  <w:tcBorders>
+                    <w:left w:val="single" w:sz="4" w:space="0" w:color="{{ 'BA0001' if sk.dots &gt; 0 else 'BA0002' }}"/>
+                    <w:right w:val="single" w:sz="4" w:space="0" w:color="{{ 'BA0001' if sk.dots &gt; 0 else 'BA0002' }}"/>
+                  </w:tcBorders>
                   <w:shd w:val="clear" w:color="auto" w:fill="{{ 'BA0001' if sk.dots &gt; 0 else 'BA0002' }}"/>
                 </w:tcPr>
                 <w:p>
@@ -1688,6 +1712,10 @@
               <w:tc>
                 <w:tcPr>
                   <w:tcW w:type="pct" w:w="1000"/>
+                  <w:tcBorders>
+                    <w:left w:val="single" w:sz="4" w:space="0" w:color="{{ 'BA0001' if sk.dots &gt; 1 else 'BA0002' }}"/>
+                    <w:right w:val="single" w:sz="4" w:space="0" w:color="{{ 'BA0001' if sk.dots &gt; 1 else 'BA0002' }}"/>
+                  </w:tcBorders>
                   <w:shd w:val="clear" w:color="auto" w:fill="{{ 'BA0001' if sk.dots &gt; 1 else 'BA0002' }}"/>
                 </w:tcPr>
                 <w:p>
@@ -1703,6 +1731,10 @@
               <w:tc>
                 <w:tcPr>
                   <w:tcW w:type="pct" w:w="1000"/>
+                  <w:tcBorders>
+                    <w:left w:val="single" w:sz="4" w:space="0" w:color="{{ 'BA0001' if sk.dots &gt; 2 else 'BA0002' }}"/>
+                    <w:right w:val="single" w:sz="4" w:space="0" w:color="{{ 'BA0001' if sk.dots &gt; 2 else 'BA0002' }}"/>
+                  </w:tcBorders>
                   <w:shd w:val="clear" w:color="auto" w:fill="{{ 'BA0001' if sk.dots &gt; 2 else 'BA0002' }}"/>
                 </w:tcPr>
                 <w:p>
@@ -1718,6 +1750,10 @@
               <w:tc>
                 <w:tcPr>
                   <w:tcW w:type="pct" w:w="1000"/>
+                  <w:tcBorders>
+                    <w:left w:val="single" w:sz="4" w:space="0" w:color="{{ 'BA0001' if sk.dots &gt; 3 else 'BA0002' }}"/>
+                    <w:right w:val="single" w:sz="4" w:space="0" w:color="{{ 'BA0001' if sk.dots &gt; 3 else 'BA0002' }}"/>
+                  </w:tcBorders>
                   <w:shd w:val="clear" w:color="auto" w:fill="{{ 'BA0001' if sk.dots &gt; 3 else 'BA0002' }}"/>
                 </w:tcPr>
                 <w:p>
@@ -1733,6 +1769,10 @@
               <w:tc>
                 <w:tcPr>
                   <w:tcW w:type="pct" w:w="1000"/>
+                  <w:tcBorders>
+                    <w:left w:val="single" w:sz="4" w:space="0" w:color="{{ 'BA0001' if sk.dots &gt; 4 else 'BA0002' }}"/>
+                    <w:right w:val="single" w:sz="4" w:space="0" w:color="{{ 'BA0001' if sk.dots &gt; 4 else 'BA0002' }}"/>
+                  </w:tcBorders>
                   <w:shd w:val="clear" w:color="auto" w:fill="{{ 'BA0001' if sk.dots &gt; 4 else 'BA0002' }}"/>
                 </w:tcPr>
                 <w:p>

--- a/word_masters/modern_gutter.docx
+++ b/word_masters/modern_gutter.docx
@@ -172,7 +172,7 @@
       </w:pPr>
       <w:r>
         <w:rPr>
-          <w:sz w:val="19"/>
+          <w:sz w:val="18"/>
         </w:rPr>
         <w:t>{{ c }}</w:t>
       </w:r>
@@ -1191,7 +1191,7 @@
             </w:pPr>
             <w:r>
               <w:rPr>
-                <w:sz w:val="19"/>
+                <w:sz w:val="18"/>
               </w:rPr>
               <w:t>{{ c }}</w:t>
             </w:r>

--- a/word_masters/modern_gutter.docx
+++ b/word_masters/modern_gutter.docx
@@ -417,7 +417,6 @@
     </w:p>
     <w:p>
       <w:pPr>
-        <w:keepNext/>
         <w:spacing w:before="100" w:after="0"/>
       </w:pPr>
       <w:r>
@@ -441,7 +440,6 @@
     </w:p>
     <w:p>
       <w:pPr>
-        <w:keepNext/>
         <w:spacing w:before="0" w:after="40"/>
       </w:pPr>
       <w:r>
@@ -1010,6 +1008,9 @@
         </w:tc>
       </w:tr>
       <w:tr>
+        <w:trPr>
+          <w:cantSplit/>
+        </w:trPr>
         <w:tc>
           <w:tcPr>
             <w:tcW w:type="dxa" w:w="5400"/>
@@ -1017,7 +1018,6 @@
           <w:p>
             <w:pPr>
               <w:pStyle w:val="CVHeadMain"/>
-              <w:keepNext/>
               <w:spacing w:before="120"/>
             </w:pPr>
             <w:r>
@@ -1026,6 +1026,15 @@
               </w:rPr>
               <w:t>{{ it.text }}</w:t>
             </w:r>
+          </w:p>
+          <w:p>
+            <w:pPr>
+              <w:spacing w:after="0"/>
+              <w:rPr>
+                <w:sz w:val="2"/>
+                <w:szCs w:val="2"/>
+              </w:rPr>
+            </w:pPr>
           </w:p>
         </w:tc>
         <w:tc>
@@ -1441,7 +1450,6 @@
           </w:p>
           <w:p>
             <w:pPr>
-              <w:keepNext/>
               <w:spacing w:before="100" w:after="0"/>
             </w:pPr>
             <w:r>
@@ -1465,7 +1473,6 @@
           </w:p>
           <w:p>
             <w:pPr>
-              <w:keepNext/>
               <w:spacing w:before="0" w:after="40"/>
             </w:pPr>
             <w:r>
@@ -14309,30 +14316,18 @@
   <w:style w:type="paragraph" w:customStyle="1" w:styleId="CVHeadTopSide">
     <w:name w:val="CV Head TopSide"/>
     <w:basedOn w:val="Normal"/>
-    <w:pPr>
-      <w:keepNext/>
-    </w:pPr>
   </w:style>
   <w:style w:type="paragraph" w:customStyle="1" w:styleId="CVHeadTopMain">
     <w:name w:val="CV Head TopMain"/>
     <w:basedOn w:val="Normal"/>
-    <w:pPr>
-      <w:keepNext/>
-    </w:pPr>
   </w:style>
   <w:style w:type="paragraph" w:customStyle="1" w:styleId="CVHeadSide">
     <w:name w:val="CV Head Side"/>
     <w:basedOn w:val="Normal"/>
-    <w:pPr>
-      <w:keepNext/>
-    </w:pPr>
   </w:style>
   <w:style w:type="paragraph" w:customStyle="1" w:styleId="CVHeadMain">
     <w:name w:val="CV Head Main"/>
     <w:basedOn w:val="Normal"/>
-    <w:pPr>
-      <w:keepNext/>
-    </w:pPr>
   </w:style>
 </w:styles>
 </file>
